--- a/output_receita_federal/ato_declaratorio_normativo_cosit/documents/adn_cosit_9_19990401.docx
+++ b/output_receita_federal/ato_declaratorio_normativo_cosit/documents/adn_cosit_9_19990401.docx
@@ -17,7 +17,7 @@
     </w:p>
     <w:p>
       <w:r>
-        <w:t>O COORDENADOR-GERAL DO SISTEMA DE TRIBUTAÇÃO, no uso das atribuições que lhe confere o art. 199, inciso IV, do Regimento Interno aprovado pela Portaria No 227, de 3 de setembro de 1998, e tendo em vista o disposto no inciso V do art. 4o e na alínea e do inciso II do art. 8o da Lei No 9.250, de 26 de dezembro de 1995, no art. 11 da Lei No 9.532, de 10 de dezembro de 1997, nos arts. 19, 20 e 36 da Instrução Normativa SRF No 25, de 29 de abril de 1996, e no item 5.1 do Parecer Normativo CST No 12, de 8 de abril de 1980, declara, em caráter normativo, às Superintendências Regionais da Receita Federal, às Delegacias da Receita Federal de Julgamento e aos demais interessados que:</w:t>
+        <w:t>O COORDENADOR-GERAL DO SISTEMA DE TRIBUTAÇÃO, no uso das atribuições que lhe confere o art. 199, inciso IV, do Regimento Interno aprovado pela Portaria nº 227, de 3 de setembro de 1998, e tendo em vista o disposto no inciso V do art. 4º e na alínea e do inciso II do art. 8º da Lei nº 9.250, de 26 de dezembro de 1995, no art. 11 da Lei nº 9.532, de 10 de dezembro de 1997, nos arts. 19, 20 e 36 da Instrução Normativa SRF nº 25, de 29 de abril de 1996, e no item 5.1 do Parecer Normativo CST nº 12, de 8 de abril de 1980, declara, em caráter normativo, às Superintendências Regionais da Receita Federal, às Delegacias da Receita Federal de Julgamento e aos demais interessados que:</w:t>
       </w:r>
     </w:p>
     <w:p>
@@ -32,7 +32,7 @@
     </w:p>
     <w:p>
       <w:r>
-        <w:t>III - fica revogado o Ato Declaratório Normativo Cosit No 06, de 12 de março de 1999, publicado no Diário Oficial da União de 15 de março de 1999.</w:t>
+        <w:t>III - fica revogado o Ato Declaratório Normativo Cosit nº 06, de 12 de março de 1999, publicado no Diário Oficial da União de 15 de março de 1999.</w:t>
       </w:r>
     </w:p>
     <w:p>
